--- a/public/documents/proekty-docx/19-shablon-svedeniy-dlya-sayta.docx
+++ b/public/documents/proekty-docx/19-shablon-svedeniy-dlya-sayta.docx
@@ -116,7 +116,7 @@
           <w:b w:val="0"/>
           <w:i w:val="0"/>
         </w:rPr>
-        <w:t>Место нахождения: 117279, г. Москва, вн. тер. г. муниципальный округ Коньково, ул. Профсоюзная, д. 93А, помещ. 1/Ц. Режим работы: [ЗАПОЛНИТЬ]. Телефон: [ЗАПОЛНИТЬ]. E-mail: [ЗАПОЛНИТЬ].</w:t>
+        <w:t>Место нахождения: 117279, г. Москва, вн. тер. г. муниципальный округ Коньково, ул. Профсоюзная, д. 93А, помещ. 1/Ц. Режим работы: [ЗАПОЛНИТЬ]. Телефоны: +7 495 336-35-55, +7 993 336-35-55, +7 993 336-45-55. E-mail: CSZDPO@YA.RU.</w:t>
       </w:r>
     </w:p>
     <w:p>
@@ -152,7 +152,7 @@
           <w:b w:val="0"/>
           <w:i w:val="0"/>
         </w:rPr>
-        <w:t>Специализированное структурное образовательное подразделение: Учебный центр. Руководитель: [ЗАПОЛНИТЬ]. Место нахождения/адрес деятельности: [ЗАПОЛНИТЬ С УЧЁТОМ ДИСТАНЦИОННОЙ МОДЕЛИ]. Сайт: [URL]. E-mail: [ЗАПОЛНИТЬ].</w:t>
+        <w:t>Специализированное структурное образовательное подразделение: Учебный центр. Руководитель: [ЗАПОЛНИТЬ]. Место нахождения/адрес деятельности: [ЗАПОЛНИТЬ С УЧЁТОМ ДИСТАНЦИОННОЙ МОДЕЛИ]. Сайт: https://центр-средств-защиты.рф. E-mail: CSZDPO@YA.RU.</w:t>
       </w:r>
     </w:p>
     <w:p>
@@ -224,7 +224,7 @@
           <w:b w:val="0"/>
           <w:i w:val="0"/>
         </w:rPr>
-        <w:t>Генеральный директор: Баранов Олег Павлович. Контакты: [ЗАПОЛНИТЬ]. Полномочия подтверждены выпиской ЕГРЮЛ от 22.07.2026. Руководитель Учебного центра [ЗАПОЛНИТЬ].</w:t>
+        <w:t>Генеральный директор: Баранов Олег Павлович. Контакты организации: +7 495 336-35-55, +7 993 336-35-55, +7 993 336-45-55, CSZDPO@YA.RU. Полномочия подтверждены выпиской ЕГРЮЛ от 22.07.2026. Руководитель Учебного центра [ЗАПОЛНИТЬ].</w:t>
       </w:r>
     </w:p>
     <w:p>
